--- a/sprawozdanie_cw4.docx
+++ b/sprawozdanie_cw4.docx
@@ -52,7 +52,7 @@
           <w:noProof/>
         </w:rPr>
         <w:drawing>
-          <wp:inline distT="0" distB="0" distL="0" distR="0" wp14:anchorId="35EC3D6D" wp14:editId="080DDCDC">
+          <wp:inline distT="0" distB="0" distL="0" distR="0" wp14:anchorId="35EC3D6D" wp14:editId="0EFB636A">
             <wp:extent cx="3260035" cy="1495082"/>
             <wp:effectExtent l="0" t="0" r="0" b="0"/>
             <wp:docPr id="1010450469" name="Obraz 1"/>
@@ -983,17 +983,23 @@
           <w:szCs w:val="18"/>
         </w:rPr>
       </w:pPr>
+    </w:p>
+    <w:p>
+      <w:pPr>
+        <w:rPr>
+          <w:sz w:val="18"/>
+          <w:szCs w:val="18"/>
+        </w:rPr>
+      </w:pPr>
       <w:r>
         <w:rPr>
           <w:noProof/>
-          <w:sz w:val="18"/>
-          <w:szCs w:val="18"/>
         </w:rPr>
         <w:drawing>
-          <wp:inline distT="0" distB="0" distL="0" distR="0" wp14:anchorId="3E5D9A9D" wp14:editId="53C444D8">
-            <wp:extent cx="2476846" cy="1114581"/>
-            <wp:effectExtent l="0" t="0" r="0" b="9525"/>
-            <wp:docPr id="655403590" name="Obraz 1" descr="Obraz zawierający tekst, zrzut ekranu, Czcionka, linia&#10;&#10;Zawartość wygenerowana przez AI może być niepoprawna."/>
+          <wp:inline distT="0" distB="0" distL="0" distR="0" wp14:anchorId="4475512D" wp14:editId="222C0CFF">
+            <wp:extent cx="2146300" cy="810662"/>
+            <wp:effectExtent l="0" t="0" r="6350" b="8890"/>
+            <wp:docPr id="348681755" name="Obraz 1" descr="Otwórz zdjęcie"/>
             <wp:cNvGraphicFramePr>
               <a:graphicFrameLocks xmlns:a="http://schemas.openxmlformats.org/drawingml/2006/main" noChangeAspect="1"/>
             </wp:cNvGraphicFramePr>
@@ -1001,23 +1007,36 @@
               <a:graphicData uri="http://schemas.openxmlformats.org/drawingml/2006/picture">
                 <pic:pic xmlns:pic="http://schemas.openxmlformats.org/drawingml/2006/picture">
                   <pic:nvPicPr>
-                    <pic:cNvPr id="655403590" name="Obraz 1" descr="Obraz zawierający tekst, zrzut ekranu, Czcionka, linia&#10;&#10;Zawartość wygenerowana przez AI może być niepoprawna."/>
-                    <pic:cNvPicPr/>
+                    <pic:cNvPr id="0" name="Picture 1" descr="Otwórz zdjęcie"/>
+                    <pic:cNvPicPr>
+                      <a:picLocks noChangeAspect="1" noChangeArrowheads="1"/>
+                    </pic:cNvPicPr>
                   </pic:nvPicPr>
                   <pic:blipFill>
-                    <a:blip r:embed="rId18"/>
+                    <a:blip r:embed="rId18" cstate="print">
+                      <a:extLst>
+                        <a:ext uri="{28A0092B-C50C-407E-A947-70E740481C1C}">
+                          <a14:useLocalDpi xmlns:a14="http://schemas.microsoft.com/office/drawing/2010/main" val="0"/>
+                        </a:ext>
+                      </a:extLst>
+                    </a:blip>
+                    <a:srcRect/>
                     <a:stretch>
                       <a:fillRect/>
                     </a:stretch>
                   </pic:blipFill>
-                  <pic:spPr>
+                  <pic:spPr bwMode="auto">
                     <a:xfrm>
                       <a:off x="0" y="0"/>
-                      <a:ext cx="2476846" cy="1114581"/>
+                      <a:ext cx="2162885" cy="816926"/>
                     </a:xfrm>
                     <a:prstGeom prst="rect">
                       <a:avLst/>
                     </a:prstGeom>
+                    <a:noFill/>
+                    <a:ln>
+                      <a:noFill/>
+                    </a:ln>
                   </pic:spPr>
                 </pic:pic>
               </a:graphicData>
@@ -1359,6 +1378,22 @@
     <w:p>
       <w:pPr>
         <w:rPr>
+          <w:sz w:val="18"/>
+          <w:szCs w:val="18"/>
+        </w:rPr>
+      </w:pPr>
+    </w:p>
+    <w:p>
+      <w:pPr>
+        <w:rPr>
+          <w:sz w:val="18"/>
+          <w:szCs w:val="18"/>
+        </w:rPr>
+      </w:pPr>
+    </w:p>
+    <w:p>
+      <w:pPr>
+        <w:rPr>
           <w:rStyle w:val="Pogrubienie"/>
         </w:rPr>
       </w:pPr>
@@ -1366,7 +1401,6 @@
         <w:rPr>
           <w:rStyle w:val="Pogrubienie"/>
         </w:rPr>
-        <w:lastRenderedPageBreak/>
         <w:t>Zadanie 8</w:t>
       </w:r>
     </w:p>
@@ -2299,6 +2333,7 @@
   <w:style w:type="character" w:default="1" w:styleId="Domylnaczcionkaakapitu">
     <w:name w:val="Default Paragraph Font"/>
     <w:uiPriority w:val="1"/>
+    <w:semiHidden/>
     <w:unhideWhenUsed/>
   </w:style>
   <w:style w:type="table" w:default="1" w:styleId="Standardowy">
